--- a/모바일웹서비스_프로젝트_공통평가_01_수행_결과_보고서_AHMAD AMIRUL ZHARIF.docx
+++ b/모바일웹서비스_프로젝트_공통평가_01_수행_결과_보고서_AHMAD AMIRUL ZHARIF.docx
@@ -963,6 +963,31 @@
           </w:tcPr>
           <w:p>
             <w:pPr>
+              <w:widowControl/>
+              <w:wordWrap/>
+              <w:jc w:val="center"/>
+              <w:rPr>
+                <w:b/>
+                <w:bCs/>
+                <w:color w:val="auto"/>
+                <w:sz w:val="12"/>
+                <w:szCs w:val="12"/>
+              </w:rPr>
+            </w:pPr>
+            <w:r>
+              <w:rPr>
+                <w:rFonts w:hint="eastAsia"/>
+                <w:b/>
+                <w:bCs/>
+                <w:color w:val="auto"/>
+                <w:sz w:val="12"/>
+                <w:szCs w:val="12"/>
+              </w:rPr>
+              <w:t>완료</w:t>
+            </w:r>
+          </w:p>
+          <w:p>
+            <w:pPr>
               <w:jc w:val="center"/>
               <w:rPr>
                 <w:sz w:val="12"/>
@@ -1002,6 +1027,21 @@
                 <w:szCs w:val="12"/>
               </w:rPr>
             </w:pPr>
+            <w:r>
+              <w:rPr>
+                <w:rFonts w:cs="Times New Roman"/>
+                <w:noProof/>
+                <w:color w:val="auto"/>
+                <w:kern w:val="2"/>
+                <w:sz w:val="12"/>
+                <w:szCs w:val="12"/>
+              </w:rPr>
+              <w:pict w14:anchorId="30A4002A">
+                <v:shape id="_x0000_i1026" type="#_x0000_t75" style="width:108pt;height:53.75pt;visibility:visible;mso-wrap-style:square">
+                  <v:imagedata r:id="rId8" o:title=""/>
+                </v:shape>
+              </w:pict>
+            </w:r>
           </w:p>
         </w:tc>
       </w:tr>
@@ -1187,6 +1227,31 @@
           </w:tcPr>
           <w:p>
             <w:pPr>
+              <w:widowControl/>
+              <w:wordWrap/>
+              <w:jc w:val="center"/>
+              <w:rPr>
+                <w:b/>
+                <w:bCs/>
+                <w:color w:val="auto"/>
+                <w:sz w:val="12"/>
+                <w:szCs w:val="12"/>
+              </w:rPr>
+            </w:pPr>
+            <w:r>
+              <w:rPr>
+                <w:rFonts w:hint="eastAsia"/>
+                <w:b/>
+                <w:bCs/>
+                <w:color w:val="auto"/>
+                <w:sz w:val="12"/>
+                <w:szCs w:val="12"/>
+              </w:rPr>
+              <w:t>완료</w:t>
+            </w:r>
+          </w:p>
+          <w:p>
+            <w:pPr>
               <w:jc w:val="center"/>
               <w:rPr>
                 <w:sz w:val="12"/>
@@ -1215,6 +1280,32 @@
             <w:tcW w:w="2173" w:type="dxa"/>
             <w:vAlign w:val="center"/>
           </w:tcPr>
+          <w:p>
+            <w:pPr>
+              <w:jc w:val="center"/>
+              <w:rPr>
+                <w:rFonts w:cs="Times New Roman"/>
+                <w:color w:val="auto"/>
+                <w:kern w:val="2"/>
+                <w:sz w:val="12"/>
+                <w:szCs w:val="12"/>
+                <w:lang w:val="en-MY"/>
+              </w:rPr>
+            </w:pPr>
+            <w:hyperlink r:id="rId9" w:history="1">
+              <w:r>
+                <w:rPr>
+                  <w:rStyle w:val="Hyperlink"/>
+                  <w:rFonts w:cs="Times New Roman"/>
+                  <w:kern w:val="2"/>
+                  <w:sz w:val="12"/>
+                  <w:szCs w:val="12"/>
+                  <w:lang w:val="en-MY"/>
+                </w:rPr>
+                <w:t>https://github.com/AmiZhae/PhotBlogProject</w:t>
+              </w:r>
+            </w:hyperlink>
+          </w:p>
           <w:p>
             <w:pPr>
               <w:jc w:val="center"/>
@@ -1557,6 +1648,31 @@
           </w:tcPr>
           <w:p>
             <w:pPr>
+              <w:widowControl/>
+              <w:wordWrap/>
+              <w:jc w:val="center"/>
+              <w:rPr>
+                <w:b/>
+                <w:bCs/>
+                <w:color w:val="auto"/>
+                <w:sz w:val="12"/>
+                <w:szCs w:val="12"/>
+              </w:rPr>
+            </w:pPr>
+            <w:r>
+              <w:rPr>
+                <w:rFonts w:hint="eastAsia"/>
+                <w:b/>
+                <w:bCs/>
+                <w:color w:val="auto"/>
+                <w:sz w:val="12"/>
+                <w:szCs w:val="12"/>
+              </w:rPr>
+              <w:t>완료</w:t>
+            </w:r>
+          </w:p>
+          <w:p>
+            <w:pPr>
               <w:jc w:val="center"/>
               <w:rPr>
                 <w:sz w:val="12"/>
@@ -1614,8 +1730,8 @@
                 <w:szCs w:val="12"/>
               </w:rPr>
               <w:pict w14:anchorId="50648B8C">
-                <v:shape id="_x0000_i1041" type="#_x0000_t75" style="width:105.9pt;height:41.55pt">
-                  <v:imagedata r:id="rId8" o:title="3.1"/>
+                <v:shape id="_x0000_i1027" type="#_x0000_t75" style="width:108pt;height:42pt">
+                  <v:imagedata r:id="rId10" o:title="3"/>
                 </v:shape>
               </w:pict>
             </w:r>
@@ -1649,8 +1765,8 @@
                 <w:szCs w:val="12"/>
               </w:rPr>
               <w:pict w14:anchorId="2CC380C6">
-                <v:shape id="_x0000_i1027" type="#_x0000_t75" style="width:105.9pt;height:56.55pt">
-                  <v:imagedata r:id="rId9" o:title="3"/>
+                <v:shape id="_x0000_i1028" type="#_x0000_t75" style="width:108pt;height:54pt">
+                  <v:imagedata r:id="rId11" o:title="3"/>
                 </v:shape>
               </w:pict>
             </w:r>
@@ -1823,6 +1939,31 @@
           </w:tcPr>
           <w:p>
             <w:pPr>
+              <w:widowControl/>
+              <w:wordWrap/>
+              <w:jc w:val="center"/>
+              <w:rPr>
+                <w:b/>
+                <w:bCs/>
+                <w:color w:val="auto"/>
+                <w:sz w:val="12"/>
+                <w:szCs w:val="12"/>
+              </w:rPr>
+            </w:pPr>
+            <w:r>
+              <w:rPr>
+                <w:rFonts w:hint="eastAsia"/>
+                <w:b/>
+                <w:bCs/>
+                <w:color w:val="auto"/>
+                <w:sz w:val="12"/>
+                <w:szCs w:val="12"/>
+              </w:rPr>
+              <w:t>완료</w:t>
+            </w:r>
+          </w:p>
+          <w:p>
+            <w:pPr>
               <w:jc w:val="center"/>
               <w:rPr>
                 <w:sz w:val="12"/>
@@ -1870,8 +2011,8 @@
                 <w:szCs w:val="12"/>
               </w:rPr>
               <w:pict w14:anchorId="601D1039">
-                <v:shape id="_x0000_i1028" type="#_x0000_t75" style="width:105.9pt;height:37.85pt">
-                  <v:imagedata r:id="rId10" o:title="4"/>
+                <v:shape id="_x0000_i1029" type="#_x0000_t75" style="width:108pt;height:36.25pt">
+                  <v:imagedata r:id="rId12" o:title="4"/>
                 </v:shape>
               </w:pict>
             </w:r>
@@ -2033,7 +2174,7 @@
               </w:rPr>
               <w:t xml:space="preserve">제출 : </w:t>
             </w:r>
-            <w:hyperlink r:id="rId11" w:history="1">
+            <w:hyperlink r:id="rId13" w:history="1">
               <w:proofErr w:type="spellStart"/>
               <w:r>
                 <w:rPr>
@@ -2061,6 +2202,31 @@
             <w:tcW w:w="484" w:type="dxa"/>
             <w:vAlign w:val="center"/>
           </w:tcPr>
+          <w:p>
+            <w:pPr>
+              <w:widowControl/>
+              <w:wordWrap/>
+              <w:jc w:val="center"/>
+              <w:rPr>
+                <w:b/>
+                <w:bCs/>
+                <w:color w:val="auto"/>
+                <w:sz w:val="12"/>
+                <w:szCs w:val="12"/>
+              </w:rPr>
+            </w:pPr>
+            <w:r>
+              <w:rPr>
+                <w:rFonts w:hint="eastAsia"/>
+                <w:b/>
+                <w:bCs/>
+                <w:color w:val="auto"/>
+                <w:sz w:val="12"/>
+                <w:szCs w:val="12"/>
+              </w:rPr>
+              <w:t>완료</w:t>
+            </w:r>
+          </w:p>
           <w:p>
             <w:pPr>
               <w:jc w:val="center"/>
@@ -2110,8 +2276,8 @@
                 <w:szCs w:val="12"/>
               </w:rPr>
               <w:pict w14:anchorId="254F9182">
-                <v:shape id="_x0000_i1029" type="#_x0000_t75" style="width:105.9pt;height:56.75pt">
-                  <v:imagedata r:id="rId12" o:title="5(1)"/>
+                <v:shape id="_x0000_i1030" type="#_x0000_t75" style="width:108pt;height:54.25pt">
+                  <v:imagedata r:id="rId14" o:title="5(1)"/>
                 </v:shape>
               </w:pict>
             </w:r>
@@ -2345,6 +2511,31 @@
           </w:tcPr>
           <w:p>
             <w:pPr>
+              <w:widowControl/>
+              <w:wordWrap/>
+              <w:jc w:val="center"/>
+              <w:rPr>
+                <w:b/>
+                <w:bCs/>
+                <w:color w:val="auto"/>
+                <w:sz w:val="12"/>
+                <w:szCs w:val="12"/>
+              </w:rPr>
+            </w:pPr>
+            <w:r>
+              <w:rPr>
+                <w:rFonts w:hint="eastAsia"/>
+                <w:b/>
+                <w:bCs/>
+                <w:color w:val="auto"/>
+                <w:sz w:val="12"/>
+                <w:szCs w:val="12"/>
+              </w:rPr>
+              <w:t>완료</w:t>
+            </w:r>
+          </w:p>
+          <w:p>
+            <w:pPr>
               <w:jc w:val="center"/>
               <w:rPr>
                 <w:sz w:val="12"/>
@@ -2392,8 +2583,8 @@
                 <w:szCs w:val="12"/>
               </w:rPr>
               <w:pict w14:anchorId="77711729">
-                <v:shape id="_x0000_i1038" type="#_x0000_t75" style="width:105.9pt;height:59.55pt">
-                  <v:imagedata r:id="rId13" o:title="6"/>
+                <v:shape id="_x0000_i1031" type="#_x0000_t75" style="width:108pt;height:60pt">
+                  <v:imagedata r:id="rId15" o:title="6"/>
                 </v:shape>
               </w:pict>
             </w:r>
@@ -2610,6 +2801,31 @@
           </w:tcPr>
           <w:p>
             <w:pPr>
+              <w:widowControl/>
+              <w:wordWrap/>
+              <w:jc w:val="center"/>
+              <w:rPr>
+                <w:b/>
+                <w:bCs/>
+                <w:color w:val="auto"/>
+                <w:sz w:val="12"/>
+                <w:szCs w:val="12"/>
+              </w:rPr>
+            </w:pPr>
+            <w:r>
+              <w:rPr>
+                <w:rFonts w:hint="eastAsia"/>
+                <w:b/>
+                <w:bCs/>
+                <w:color w:val="auto"/>
+                <w:sz w:val="12"/>
+                <w:szCs w:val="12"/>
+              </w:rPr>
+              <w:t>완료</w:t>
+            </w:r>
+          </w:p>
+          <w:p>
+            <w:pPr>
               <w:jc w:val="center"/>
               <w:rPr>
                 <w:sz w:val="12"/>
@@ -2657,8 +2873,8 @@
                 <w:szCs w:val="12"/>
               </w:rPr>
               <w:pict w14:anchorId="42CDD104">
-                <v:shape id="_x0000_i1039" type="#_x0000_t75" style="width:105.9pt;height:59.55pt">
-                  <v:imagedata r:id="rId14" o:title="7"/>
+                <v:shape id="_x0000_i1032" type="#_x0000_t75" style="width:108pt;height:60pt">
+                  <v:imagedata r:id="rId16" o:title="7"/>
                 </v:shape>
               </w:pict>
             </w:r>
@@ -2844,6 +3060,31 @@
           </w:tcPr>
           <w:p>
             <w:pPr>
+              <w:widowControl/>
+              <w:wordWrap/>
+              <w:jc w:val="center"/>
+              <w:rPr>
+                <w:b/>
+                <w:bCs/>
+                <w:color w:val="auto"/>
+                <w:sz w:val="12"/>
+                <w:szCs w:val="12"/>
+              </w:rPr>
+            </w:pPr>
+            <w:r>
+              <w:rPr>
+                <w:rFonts w:hint="eastAsia"/>
+                <w:b/>
+                <w:bCs/>
+                <w:color w:val="auto"/>
+                <w:sz w:val="12"/>
+                <w:szCs w:val="12"/>
+              </w:rPr>
+              <w:t>완료</w:t>
+            </w:r>
+          </w:p>
+          <w:p>
+            <w:pPr>
               <w:jc w:val="center"/>
               <w:rPr>
                 <w:sz w:val="12"/>
@@ -2891,8 +3132,8 @@
                 <w:szCs w:val="12"/>
               </w:rPr>
               <w:pict w14:anchorId="27A6A10C">
-                <v:shape id="_x0000_i1046" type="#_x0000_t75" style="width:105.9pt;height:56.75pt">
-                  <v:imagedata r:id="rId15" o:title="8"/>
+                <v:shape id="_x0000_i1033" type="#_x0000_t75" style="width:108pt;height:53.75pt">
+                  <v:imagedata r:id="rId17" o:title="8"/>
                 </v:shape>
               </w:pict>
             </w:r>
@@ -3055,6 +3296,31 @@
           </w:tcPr>
           <w:p>
             <w:pPr>
+              <w:widowControl/>
+              <w:wordWrap/>
+              <w:jc w:val="center"/>
+              <w:rPr>
+                <w:b/>
+                <w:bCs/>
+                <w:color w:val="auto"/>
+                <w:sz w:val="12"/>
+                <w:szCs w:val="12"/>
+              </w:rPr>
+            </w:pPr>
+            <w:r>
+              <w:rPr>
+                <w:rFonts w:hint="eastAsia"/>
+                <w:b/>
+                <w:bCs/>
+                <w:color w:val="auto"/>
+                <w:sz w:val="12"/>
+                <w:szCs w:val="12"/>
+              </w:rPr>
+              <w:t>완료</w:t>
+            </w:r>
+          </w:p>
+          <w:p>
+            <w:pPr>
               <w:jc w:val="center"/>
               <w:rPr>
                 <w:sz w:val="12"/>
@@ -3102,8 +3368,8 @@
                 <w:szCs w:val="12"/>
               </w:rPr>
               <w:pict w14:anchorId="30D7F551">
-                <v:shape id="_x0000_i1047" type="#_x0000_t75" style="width:105.25pt;height:83.3pt">
-                  <v:imagedata r:id="rId16" o:title="9"/>
+                <v:shape id="_x0000_i1034" type="#_x0000_t75" style="width:108.25pt;height:84pt">
+                  <v:imagedata r:id="rId18" o:title="9"/>
                 </v:shape>
               </w:pict>
             </w:r>
@@ -3289,6 +3555,31 @@
           </w:tcPr>
           <w:p>
             <w:pPr>
+              <w:widowControl/>
+              <w:wordWrap/>
+              <w:jc w:val="center"/>
+              <w:rPr>
+                <w:b/>
+                <w:bCs/>
+                <w:color w:val="auto"/>
+                <w:sz w:val="12"/>
+                <w:szCs w:val="12"/>
+              </w:rPr>
+            </w:pPr>
+            <w:r>
+              <w:rPr>
+                <w:rFonts w:hint="eastAsia"/>
+                <w:b/>
+                <w:bCs/>
+                <w:color w:val="auto"/>
+                <w:sz w:val="12"/>
+                <w:szCs w:val="12"/>
+              </w:rPr>
+              <w:t>완료</w:t>
+            </w:r>
+          </w:p>
+          <w:p>
+            <w:pPr>
               <w:jc w:val="center"/>
               <w:rPr>
                 <w:sz w:val="12"/>
@@ -3336,8 +3627,8 @@
                 <w:szCs w:val="12"/>
               </w:rPr>
               <w:pict w14:anchorId="1BE19B4D">
-                <v:shape id="_x0000_i1051" type="#_x0000_t75" style="width:105.25pt;height:85.4pt">
-                  <v:imagedata r:id="rId17" o:title="10"/>
+                <v:shape id="_x0000_i1035" type="#_x0000_t75" style="width:108.25pt;height:84.25pt">
+                  <v:imagedata r:id="rId19" o:title="10"/>
                 </v:shape>
               </w:pict>
             </w:r>
@@ -3788,6 +4079,31 @@
           </w:tcPr>
           <w:p>
             <w:pPr>
+              <w:widowControl/>
+              <w:wordWrap/>
+              <w:jc w:val="center"/>
+              <w:rPr>
+                <w:b/>
+                <w:bCs/>
+                <w:color w:val="auto"/>
+                <w:sz w:val="12"/>
+                <w:szCs w:val="12"/>
+              </w:rPr>
+            </w:pPr>
+            <w:r>
+              <w:rPr>
+                <w:rFonts w:hint="eastAsia"/>
+                <w:b/>
+                <w:bCs/>
+                <w:color w:val="auto"/>
+                <w:sz w:val="12"/>
+                <w:szCs w:val="12"/>
+              </w:rPr>
+              <w:t>완료</w:t>
+            </w:r>
+          </w:p>
+          <w:p>
+            <w:pPr>
               <w:jc w:val="center"/>
               <w:rPr>
                 <w:sz w:val="12"/>
@@ -3835,8 +4151,8 @@
                 <w:szCs w:val="12"/>
               </w:rPr>
               <w:pict w14:anchorId="2F9A1CC0">
-                <v:shape id="_x0000_i1056" type="#_x0000_t75" style="width:105.45pt;height:100.85pt">
-                  <v:imagedata r:id="rId18" o:title="11"/>
+                <v:shape id="_x0000_i1036" type="#_x0000_t75" style="width:107.75pt;height:102pt">
+                  <v:imagedata r:id="rId20" o:title="11"/>
                 </v:shape>
               </w:pict>
             </w:r>
@@ -3849,8 +4165,8 @@
                 <w:szCs w:val="12"/>
               </w:rPr>
               <w:pict w14:anchorId="003CD424">
-                <v:shape id="_x0000_i1052" type="#_x0000_t75" style="width:105.25pt;height:86.1pt">
-                  <v:imagedata r:id="rId19" o:title="11(1)"/>
+                <v:shape id="_x0000_i1037" type="#_x0000_t75" style="width:108.25pt;height:84.25pt">
+                  <v:imagedata r:id="rId21" o:title="11(1)"/>
                 </v:shape>
               </w:pict>
             </w:r>
@@ -4033,6 +4349,31 @@
           </w:tcPr>
           <w:p>
             <w:pPr>
+              <w:widowControl/>
+              <w:wordWrap/>
+              <w:jc w:val="center"/>
+              <w:rPr>
+                <w:b/>
+                <w:bCs/>
+                <w:color w:val="auto"/>
+                <w:sz w:val="12"/>
+                <w:szCs w:val="12"/>
+              </w:rPr>
+            </w:pPr>
+            <w:r>
+              <w:rPr>
+                <w:rFonts w:hint="eastAsia"/>
+                <w:b/>
+                <w:bCs/>
+                <w:color w:val="auto"/>
+                <w:sz w:val="12"/>
+                <w:szCs w:val="12"/>
+              </w:rPr>
+              <w:t>완료</w:t>
+            </w:r>
+          </w:p>
+          <w:p>
+            <w:pPr>
               <w:jc w:val="center"/>
               <w:rPr>
                 <w:sz w:val="12"/>
@@ -4080,8 +4421,8 @@
                 <w:szCs w:val="12"/>
               </w:rPr>
               <w:pict w14:anchorId="2D6DADE5">
-                <v:shape id="_x0000_i1057" type="#_x0000_t75" style="width:105.25pt;height:56.1pt">
-                  <v:imagedata r:id="rId20" o:title="12"/>
+                <v:shape id="_x0000_i1038" type="#_x0000_t75" style="width:107.45pt;height:53.75pt">
+                  <v:imagedata r:id="rId22" o:title="12"/>
                 </v:shape>
               </w:pict>
             </w:r>
@@ -4265,6 +4606,31 @@
           </w:tcPr>
           <w:p>
             <w:pPr>
+              <w:widowControl/>
+              <w:wordWrap/>
+              <w:jc w:val="center"/>
+              <w:rPr>
+                <w:b/>
+                <w:bCs/>
+                <w:color w:val="auto"/>
+                <w:sz w:val="12"/>
+                <w:szCs w:val="12"/>
+              </w:rPr>
+            </w:pPr>
+            <w:r>
+              <w:rPr>
+                <w:rFonts w:hint="eastAsia"/>
+                <w:b/>
+                <w:bCs/>
+                <w:color w:val="auto"/>
+                <w:sz w:val="12"/>
+                <w:szCs w:val="12"/>
+              </w:rPr>
+              <w:t>완료</w:t>
+            </w:r>
+          </w:p>
+          <w:p>
+            <w:pPr>
               <w:jc w:val="center"/>
               <w:rPr>
                 <w:sz w:val="12"/>
@@ -4313,8 +4679,8 @@
                 <w:szCs w:val="12"/>
               </w:rPr>
               <w:pict w14:anchorId="74EBB3DD">
-                <v:shape id="Picture 1" o:spid="_x0000_i1058" type="#_x0000_t75" style="width:105.9pt;height:85.6pt;visibility:visible;mso-wrap-style:square">
-                  <v:imagedata r:id="rId21" o:title=""/>
+                <v:shape id="Picture 1" o:spid="_x0000_i1039" type="#_x0000_t75" style="width:108.25pt;height:83.75pt;visibility:visible;mso-wrap-style:square">
+                  <v:imagedata r:id="rId23" o:title=""/>
                 </v:shape>
               </w:pict>
             </w:r>
@@ -4491,6 +4857,31 @@
           </w:tcPr>
           <w:p>
             <w:pPr>
+              <w:widowControl/>
+              <w:wordWrap/>
+              <w:jc w:val="center"/>
+              <w:rPr>
+                <w:b/>
+                <w:bCs/>
+                <w:color w:val="auto"/>
+                <w:sz w:val="12"/>
+                <w:szCs w:val="12"/>
+              </w:rPr>
+            </w:pPr>
+            <w:r>
+              <w:rPr>
+                <w:rFonts w:hint="eastAsia"/>
+                <w:b/>
+                <w:bCs/>
+                <w:color w:val="auto"/>
+                <w:sz w:val="12"/>
+                <w:szCs w:val="12"/>
+              </w:rPr>
+              <w:t>완료</w:t>
+            </w:r>
+          </w:p>
+          <w:p>
+            <w:pPr>
               <w:jc w:val="center"/>
               <w:rPr>
                 <w:sz w:val="12"/>
@@ -4539,8 +4930,8 @@
                 <w:szCs w:val="12"/>
               </w:rPr>
               <w:pict w14:anchorId="30652731">
-                <v:shape id="_x0000_i1071" type="#_x0000_t75" style="width:105.9pt;height:86.75pt;visibility:visible;mso-wrap-style:square">
-                  <v:imagedata r:id="rId22" o:title=""/>
+                <v:shape id="_x0000_i1040" type="#_x0000_t75" style="width:108.25pt;height:83.75pt;visibility:visible;mso-wrap-style:square">
+                  <v:imagedata r:id="rId24" o:title=""/>
                 </v:shape>
               </w:pict>
             </w:r>
@@ -4619,17 +5010,8 @@
                 <w:sz w:val="12"/>
                 <w:szCs w:val="12"/>
               </w:rPr>
-              <w:t xml:space="preserve">ii) Pull to </w:t>
+              <w:t>ii) Pull to Refresh</w:t>
             </w:r>
-            <w:proofErr w:type="spellStart"/>
-            <w:r>
-              <w:rPr>
-                <w:sz w:val="12"/>
-                <w:szCs w:val="12"/>
-              </w:rPr>
-              <w:t>Refreshh</w:t>
-            </w:r>
-            <w:proofErr w:type="spellEnd"/>
           </w:p>
           <w:p>
             <w:pPr>
@@ -4660,6 +5042,31 @@
             <w:tcW w:w="484" w:type="dxa"/>
             <w:vAlign w:val="center"/>
           </w:tcPr>
+          <w:p>
+            <w:pPr>
+              <w:widowControl/>
+              <w:wordWrap/>
+              <w:jc w:val="center"/>
+              <w:rPr>
+                <w:b/>
+                <w:bCs/>
+                <w:color w:val="auto"/>
+                <w:sz w:val="12"/>
+                <w:szCs w:val="12"/>
+              </w:rPr>
+            </w:pPr>
+            <w:r>
+              <w:rPr>
+                <w:rFonts w:hint="eastAsia"/>
+                <w:b/>
+                <w:bCs/>
+                <w:color w:val="auto"/>
+                <w:sz w:val="12"/>
+                <w:szCs w:val="12"/>
+              </w:rPr>
+              <w:t>완료</w:t>
+            </w:r>
+          </w:p>
           <w:p>
             <w:pPr>
               <w:jc w:val="center"/>
@@ -4710,8 +5117,8 @@
                 <w:szCs w:val="12"/>
               </w:rPr>
               <w:pict w14:anchorId="56052AE9">
-                <v:shape id="_x0000_i1069" type="#_x0000_t75" style="width:105.7pt;height:86.3pt">
-                  <v:imagedata r:id="rId23" o:title="14(2)"/>
+                <v:shape id="_x0000_i1041" type="#_x0000_t75" style="width:108pt;height:84pt">
+                  <v:imagedata r:id="rId25" o:title="14(2)"/>
                 </v:shape>
               </w:pict>
             </w:r>
@@ -4824,6 +5231,31 @@
           </w:tcPr>
           <w:p>
             <w:pPr>
+              <w:widowControl/>
+              <w:wordWrap/>
+              <w:jc w:val="center"/>
+              <w:rPr>
+                <w:b/>
+                <w:bCs/>
+                <w:color w:val="auto"/>
+                <w:sz w:val="12"/>
+                <w:szCs w:val="12"/>
+              </w:rPr>
+            </w:pPr>
+            <w:r>
+              <w:rPr>
+                <w:rFonts w:hint="eastAsia"/>
+                <w:b/>
+                <w:bCs/>
+                <w:color w:val="auto"/>
+                <w:sz w:val="12"/>
+                <w:szCs w:val="12"/>
+              </w:rPr>
+              <w:t>완료</w:t>
+            </w:r>
+          </w:p>
+          <w:p>
+            <w:pPr>
               <w:jc w:val="center"/>
               <w:rPr>
                 <w:sz w:val="12"/>
@@ -4872,8 +5304,8 @@
                 <w:szCs w:val="12"/>
               </w:rPr>
               <w:pict w14:anchorId="2E01933B">
-                <v:shape id="_x0000_i1076" type="#_x0000_t75" style="width:106.15pt;height:86.55pt;visibility:visible;mso-wrap-style:square">
-                  <v:imagedata r:id="rId24" o:title=""/>
+                <v:shape id="_x0000_i1042" type="#_x0000_t75" style="width:108.25pt;height:84pt;visibility:visible;mso-wrap-style:square">
+                  <v:imagedata r:id="rId26" o:title=""/>
                 </v:shape>
               </w:pict>
             </w:r>
@@ -4993,6 +5425,31 @@
           </w:tcPr>
           <w:p>
             <w:pPr>
+              <w:widowControl/>
+              <w:wordWrap/>
+              <w:jc w:val="center"/>
+              <w:rPr>
+                <w:b/>
+                <w:bCs/>
+                <w:color w:val="auto"/>
+                <w:sz w:val="12"/>
+                <w:szCs w:val="12"/>
+              </w:rPr>
+            </w:pPr>
+            <w:r>
+              <w:rPr>
+                <w:rFonts w:hint="eastAsia"/>
+                <w:b/>
+                <w:bCs/>
+                <w:color w:val="auto"/>
+                <w:sz w:val="12"/>
+                <w:szCs w:val="12"/>
+              </w:rPr>
+              <w:t>완료</w:t>
+            </w:r>
+          </w:p>
+          <w:p>
+            <w:pPr>
               <w:jc w:val="center"/>
               <w:rPr>
                 <w:sz w:val="12"/>
@@ -5041,8 +5498,8 @@
                 <w:szCs w:val="12"/>
               </w:rPr>
               <w:pict w14:anchorId="19BA9160">
-                <v:shape id="_x0000_i1077" type="#_x0000_t75" style="width:105.7pt;height:86.3pt;visibility:visible;mso-wrap-style:square">
-                  <v:imagedata r:id="rId25" o:title=""/>
+                <v:shape id="_x0000_i1043" type="#_x0000_t75" style="width:108pt;height:83.75pt;visibility:visible;mso-wrap-style:square">
+                  <v:imagedata r:id="rId27" o:title=""/>
                 </v:shape>
               </w:pict>
             </w:r>
@@ -5171,6 +5628,31 @@
           </w:tcPr>
           <w:p>
             <w:pPr>
+              <w:widowControl/>
+              <w:wordWrap/>
+              <w:jc w:val="center"/>
+              <w:rPr>
+                <w:b/>
+                <w:bCs/>
+                <w:color w:val="auto"/>
+                <w:sz w:val="12"/>
+                <w:szCs w:val="12"/>
+              </w:rPr>
+            </w:pPr>
+            <w:r>
+              <w:rPr>
+                <w:rFonts w:hint="eastAsia"/>
+                <w:b/>
+                <w:bCs/>
+                <w:color w:val="auto"/>
+                <w:sz w:val="12"/>
+                <w:szCs w:val="12"/>
+              </w:rPr>
+              <w:t>완료</w:t>
+            </w:r>
+          </w:p>
+          <w:p>
+            <w:pPr>
               <w:jc w:val="center"/>
               <w:rPr>
                 <w:sz w:val="12"/>
@@ -5219,8 +5701,8 @@
                 <w:szCs w:val="12"/>
               </w:rPr>
               <w:pict w14:anchorId="339985DA">
-                <v:shape id="_x0000_i1073" type="#_x0000_t75" style="width:105.7pt;height:87pt;visibility:visible;mso-wrap-style:square">
-                  <v:imagedata r:id="rId26" o:title=""/>
+                <v:shape id="_x0000_i1044" type="#_x0000_t75" style="width:108pt;height:84pt;visibility:visible;mso-wrap-style:square">
+                  <v:imagedata r:id="rId28" o:title=""/>
                 </v:shape>
               </w:pict>
             </w:r>
@@ -5242,9 +5724,9 @@
       </w:pPr>
     </w:p>
     <w:sectPr>
-      <w:headerReference w:type="default" r:id="rId27"/>
-      <w:footerReference w:type="even" r:id="rId28"/>
-      <w:footerReference w:type="default" r:id="rId29"/>
+      <w:headerReference w:type="default" r:id="rId29"/>
+      <w:footerReference w:type="even" r:id="rId30"/>
+      <w:footerReference w:type="default" r:id="rId31"/>
       <w:footnotePr>
         <w:numRestart w:val="eachSect"/>
       </w:footnotePr>
@@ -5527,7 +6009,7 @@
         <v:path o:extrusionok="f" gradientshapeok="t" o:connecttype="rect"/>
         <o:lock v:ext="edit" aspectratio="t"/>
       </v:shapetype>
-      <v:shape id="_x0000_i1025" type="#_x0000_t75" style="width:6.25pt;height:6.25pt" o:bullet="t">
+      <v:shape id="_x0000_i1025" type="#_x0000_t75" style="width:6pt;height:6pt" o:bullet="t">
         <v:imagedata r:id="rId1" o:title="BD10267_"/>
       </v:shape>
     </w:pict>
@@ -17342,7 +17824,7 @@
   <w:style w:type="paragraph" w:default="1" w:styleId="Normal">
     <w:name w:val="Normal"/>
     <w:qFormat/>
-    <w:rsid w:val="00747059"/>
+    <w:rsid w:val="00CB0213"/>
     <w:pPr>
       <w:widowControl w:val="0"/>
       <w:wordWrap w:val="0"/>
@@ -17540,6 +18022,7 @@
   <w:style w:type="character" w:default="1" w:styleId="DefaultParagraphFont">
     <w:name w:val="Default Paragraph Font"/>
     <w:uiPriority w:val="1"/>
+    <w:semiHidden/>
     <w:unhideWhenUsed/>
   </w:style>
   <w:style w:type="table" w:default="1" w:styleId="TableNormal">

--- a/모바일웹서비스_프로젝트_공통평가_01_수행_결과_보고서_AHMAD AMIRUL ZHARIF.docx
+++ b/모바일웹서비스_프로젝트_공통평가_01_수행_결과_보고서_AHMAD AMIRUL ZHARIF.docx
@@ -1037,7 +1037,7 @@
                 <w:szCs w:val="12"/>
               </w:rPr>
               <w:pict w14:anchorId="30A4002A">
-                <v:shape id="_x0000_i1026" type="#_x0000_t75" style="width:108pt;height:53.75pt;visibility:visible;mso-wrap-style:square">
+                <v:shape id="_x0000_i1026" type="#_x0000_t75" style="width:108pt;height:54pt;visibility:visible;mso-wrap-style:square">
                   <v:imagedata r:id="rId8" o:title=""/>
                 </v:shape>
               </w:pict>
@@ -2011,7 +2011,7 @@
                 <w:szCs w:val="12"/>
               </w:rPr>
               <w:pict w14:anchorId="601D1039">
-                <v:shape id="_x0000_i1029" type="#_x0000_t75" style="width:108pt;height:36.25pt">
+                <v:shape id="_x0000_i1029" type="#_x0000_t75" style="width:108pt;height:36pt">
                   <v:imagedata r:id="rId12" o:title="4"/>
                 </v:shape>
               </w:pict>
@@ -2276,7 +2276,7 @@
                 <w:szCs w:val="12"/>
               </w:rPr>
               <w:pict w14:anchorId="254F9182">
-                <v:shape id="_x0000_i1030" type="#_x0000_t75" style="width:108pt;height:54.25pt">
+                <v:shape id="_x0000_i1030" type="#_x0000_t75" style="width:108pt;height:54pt">
                   <v:imagedata r:id="rId14" o:title="5(1)"/>
                 </v:shape>
               </w:pict>
@@ -3132,7 +3132,7 @@
                 <w:szCs w:val="12"/>
               </w:rPr>
               <w:pict w14:anchorId="27A6A10C">
-                <v:shape id="_x0000_i1033" type="#_x0000_t75" style="width:108pt;height:53.75pt">
+                <v:shape id="_x0000_i1033" type="#_x0000_t75" style="width:108pt;height:54pt">
                   <v:imagedata r:id="rId17" o:title="8"/>
                 </v:shape>
               </w:pict>
@@ -3368,7 +3368,7 @@
                 <w:szCs w:val="12"/>
               </w:rPr>
               <w:pict w14:anchorId="30D7F551">
-                <v:shape id="_x0000_i1034" type="#_x0000_t75" style="width:108.25pt;height:84pt">
+                <v:shape id="_x0000_i1034" type="#_x0000_t75" style="width:108pt;height:84pt">
                   <v:imagedata r:id="rId18" o:title="9"/>
                 </v:shape>
               </w:pict>
@@ -3627,7 +3627,7 @@
                 <w:szCs w:val="12"/>
               </w:rPr>
               <w:pict w14:anchorId="1BE19B4D">
-                <v:shape id="_x0000_i1035" type="#_x0000_t75" style="width:108.25pt;height:84.25pt">
+                <v:shape id="_x0000_i1035" type="#_x0000_t75" style="width:108pt;height:84pt">
                   <v:imagedata r:id="rId19" o:title="10"/>
                 </v:shape>
               </w:pict>
@@ -3871,10 +3871,16 @@
           </w:tcPr>
           <w:p>
             <w:pPr>
+              <w:widowControl/>
+              <w:wordWrap/>
               <w:jc w:val="center"/>
               <w:rPr>
+                <w:b/>
+                <w:bCs/>
+                <w:color w:val="auto"/>
                 <w:sz w:val="12"/>
                 <w:szCs w:val="12"/>
+                <w:lang w:val="en-MY"/>
               </w:rPr>
             </w:pPr>
           </w:p>
@@ -4151,7 +4157,7 @@
                 <w:szCs w:val="12"/>
               </w:rPr>
               <w:pict w14:anchorId="2F9A1CC0">
-                <v:shape id="_x0000_i1036" type="#_x0000_t75" style="width:107.75pt;height:102pt">
+                <v:shape id="_x0000_i1036" type="#_x0000_t75" style="width:108pt;height:102pt">
                   <v:imagedata r:id="rId20" o:title="11"/>
                 </v:shape>
               </w:pict>
@@ -4165,7 +4171,7 @@
                 <w:szCs w:val="12"/>
               </w:rPr>
               <w:pict w14:anchorId="003CD424">
-                <v:shape id="_x0000_i1037" type="#_x0000_t75" style="width:108.25pt;height:84.25pt">
+                <v:shape id="_x0000_i1037" type="#_x0000_t75" style="width:108pt;height:84pt">
                   <v:imagedata r:id="rId21" o:title="11(1)"/>
                 </v:shape>
               </w:pict>
@@ -4421,7 +4427,7 @@
                 <w:szCs w:val="12"/>
               </w:rPr>
               <w:pict w14:anchorId="2D6DADE5">
-                <v:shape id="_x0000_i1038" type="#_x0000_t75" style="width:107.45pt;height:53.75pt">
+                <v:shape id="_x0000_i1038" type="#_x0000_t75" style="width:107.4pt;height:54pt">
                   <v:imagedata r:id="rId22" o:title="12"/>
                 </v:shape>
               </w:pict>
@@ -4679,7 +4685,7 @@
                 <w:szCs w:val="12"/>
               </w:rPr>
               <w:pict w14:anchorId="74EBB3DD">
-                <v:shape id="Picture 1" o:spid="_x0000_i1039" type="#_x0000_t75" style="width:108.25pt;height:83.75pt;visibility:visible;mso-wrap-style:square">
+                <v:shape id="Picture 1" o:spid="_x0000_i1039" type="#_x0000_t75" style="width:108pt;height:84pt;visibility:visible;mso-wrap-style:square">
                   <v:imagedata r:id="rId23" o:title=""/>
                 </v:shape>
               </w:pict>
@@ -4930,7 +4936,7 @@
                 <w:szCs w:val="12"/>
               </w:rPr>
               <w:pict w14:anchorId="30652731">
-                <v:shape id="_x0000_i1040" type="#_x0000_t75" style="width:108.25pt;height:83.75pt;visibility:visible;mso-wrap-style:square">
+                <v:shape id="_x0000_i1040" type="#_x0000_t75" style="width:108pt;height:84pt;visibility:visible;mso-wrap-style:square">
                   <v:imagedata r:id="rId24" o:title=""/>
                 </v:shape>
               </w:pict>
@@ -5304,7 +5310,7 @@
                 <w:szCs w:val="12"/>
               </w:rPr>
               <w:pict w14:anchorId="2E01933B">
-                <v:shape id="_x0000_i1042" type="#_x0000_t75" style="width:108.25pt;height:84pt;visibility:visible;mso-wrap-style:square">
+                <v:shape id="_x0000_i1042" type="#_x0000_t75" style="width:108.6pt;height:84pt;visibility:visible;mso-wrap-style:square">
                   <v:imagedata r:id="rId26" o:title=""/>
                 </v:shape>
               </w:pict>
@@ -5498,7 +5504,7 @@
                 <w:szCs w:val="12"/>
               </w:rPr>
               <w:pict w14:anchorId="19BA9160">
-                <v:shape id="_x0000_i1043" type="#_x0000_t75" style="width:108pt;height:83.75pt;visibility:visible;mso-wrap-style:square">
+                <v:shape id="_x0000_i1043" type="#_x0000_t75" style="width:108pt;height:84pt;visibility:visible;mso-wrap-style:square">
                   <v:imagedata r:id="rId27" o:title=""/>
                 </v:shape>
               </w:pict>
